--- a/Etapa Construcción - Iteración 3/Diseño/Especificacion CU22 Ver reporte- Kairos - NexTech.docx
+++ b/Etapa Construcción - Iteración 3/Diseño/Especificacion CU22 Ver reporte- Kairos - NexTech.docx
@@ -1150,12 +1150,12 @@
             <wp:extent cx="1200150" cy="1200150"/>
             <wp:effectExtent b="0" l="0" r="0" t="0"/>
             <wp:wrapSquare wrapText="bothSides" distB="0" distT="0" distL="114300" distR="114300"/>
-            <wp:docPr descr="psi-negro.png" id="104" name="image2.png"/>
+            <wp:docPr descr="psi-negro.png" id="104" name="image1.png"/>
             <a:graphic>
               <a:graphicData uri="http://schemas.openxmlformats.org/drawingml/2006/picture">
                 <pic:pic>
                   <pic:nvPicPr>
-                    <pic:cNvPr descr="psi-negro.png" id="0" name="image2.png"/>
+                    <pic:cNvPr descr="psi-negro.png" id="0" name="image1.png"/>
                     <pic:cNvPicPr preferRelativeResize="0"/>
                   </pic:nvPicPr>
                   <pic:blipFill>
@@ -1207,12 +1207,12 @@
             <wp:extent cx="1304925" cy="2019300"/>
             <wp:effectExtent b="0" l="0" r="0" t="0"/>
             <wp:wrapSquare wrapText="bothSides" distB="0" distT="0" distL="114300" distR="114300"/>
-            <wp:docPr descr="UNPA.JPG" id="105" name="image1.jpg"/>
+            <wp:docPr descr="UNPA.JPG" id="105" name="image3.jpg"/>
             <a:graphic>
               <a:graphicData uri="http://schemas.openxmlformats.org/drawingml/2006/picture">
                 <pic:pic>
                   <pic:nvPicPr>
-                    <pic:cNvPr descr="UNPA.JPG" id="0" name="image1.jpg"/>
+                    <pic:cNvPr descr="UNPA.JPG" id="0" name="image3.jpg"/>
                     <pic:cNvPicPr preferRelativeResize="0"/>
                   </pic:nvPicPr>
                   <pic:blipFill>
@@ -1350,7 +1350,7 @@
     </w:p>
     <w:sdt>
       <w:sdtPr>
-        <w:id w:val="-977739566"/>
+        <w:id w:val="1307442253"/>
         <w:docPartObj>
           <w:docPartGallery w:val="Table of Contents"/>
           <w:docPartUnique w:val="1"/>
@@ -2039,12 +2039,12 @@
           <wp:inline distB="114300" distT="114300" distL="114300" distR="114300">
             <wp:extent cx="5399730" cy="4305300"/>
             <wp:effectExtent b="0" l="0" r="0" t="0"/>
-            <wp:docPr id="101" name="image4.png"/>
+            <wp:docPr id="101" name="image5.png"/>
             <a:graphic>
               <a:graphicData uri="http://schemas.openxmlformats.org/drawingml/2006/picture">
                 <pic:pic>
                   <pic:nvPicPr>
-                    <pic:cNvPr id="0" name="image4.png"/>
+                    <pic:cNvPr id="0" name="image5.png"/>
                     <pic:cNvPicPr preferRelativeResize="0"/>
                   </pic:nvPicPr>
                   <pic:blipFill>
@@ -2278,7 +2278,7 @@
     <w:sdt>
       <w:sdtPr>
         <w:lock w:val="contentLocked"/>
-        <w:id w:val="-1830022680"/>
+        <w:id w:val="2119670525"/>
         <w:tag w:val="goog_rdk_0"/>
       </w:sdtPr>
       <w:sdtContent>
@@ -3653,7 +3653,7 @@
                   <w:rPr>
                     <w:rtl w:val="0"/>
                   </w:rPr>
-                  <w:t xml:space="preserve">El actor selecciona el botón “exportar”: El sistema genera el archivo de reporte</w:t>
+                  <w:t xml:space="preserve">El actor selecciona el botón “exportar”: Se continúa en CU02 (Exportar información)</w:t>
                 </w:r>
               </w:p>
             </w:tc>
@@ -3734,14 +3734,14 @@
         </w:rPr>
         <w:drawing>
           <wp:inline distB="114300" distT="114300" distL="114300" distR="114300">
-            <wp:extent cx="6116003" cy="4603048"/>
+            <wp:extent cx="6251515" cy="4319589"/>
             <wp:effectExtent b="0" l="0" r="0" t="0"/>
-            <wp:docPr id="100" name="image5.png"/>
+            <wp:docPr id="100" name="image4.png"/>
             <a:graphic>
               <a:graphicData uri="http://schemas.openxmlformats.org/drawingml/2006/picture">
                 <pic:pic>
                   <pic:nvPicPr>
-                    <pic:cNvPr id="0" name="image5.png"/>
+                    <pic:cNvPr id="0" name="image4.png"/>
                     <pic:cNvPicPr preferRelativeResize="0"/>
                   </pic:nvPicPr>
                   <pic:blipFill>
@@ -3754,7 +3754,7 @@
                   <pic:spPr>
                     <a:xfrm>
                       <a:off x="0" y="0"/>
-                      <a:ext cx="6116003" cy="4603048"/>
+                      <a:ext cx="6251515" cy="4319589"/>
                     </a:xfrm>
                     <a:prstGeom prst="rect"/>
                     <a:ln/>
@@ -5306,12 +5306,12 @@
           <wp:extent cx="669290" cy="669290"/>
           <wp:effectExtent b="0" l="0" r="0" t="0"/>
           <wp:wrapSquare wrapText="bothSides" distB="0" distT="0" distL="114300" distR="114300"/>
-          <wp:docPr descr="psi-negro.png" id="103" name="image2.png"/>
+          <wp:docPr descr="psi-negro.png" id="103" name="image1.png"/>
           <a:graphic>
             <a:graphicData uri="http://schemas.openxmlformats.org/drawingml/2006/picture">
               <pic:pic>
                 <pic:nvPicPr>
-                  <pic:cNvPr descr="psi-negro.png" id="0" name="image2.png"/>
+                  <pic:cNvPr descr="psi-negro.png" id="0" name="image1.png"/>
                   <pic:cNvPicPr preferRelativeResize="0"/>
                 </pic:nvPicPr>
                 <pic:blipFill>
@@ -5351,12 +5351,12 @@
           <wp:extent cx="425450" cy="666750"/>
           <wp:effectExtent b="0" l="0" r="0" t="0"/>
           <wp:wrapSquare wrapText="bothSides" distB="0" distT="0" distL="114300" distR="114300"/>
-          <wp:docPr descr="UNPA.JPG" id="102" name="image3.jpg"/>
+          <wp:docPr descr="UNPA.JPG" id="102" name="image2.jpg"/>
           <a:graphic>
             <a:graphicData uri="http://schemas.openxmlformats.org/drawingml/2006/picture">
               <pic:pic>
                 <pic:nvPicPr>
-                  <pic:cNvPr descr="UNPA.JPG" id="0" name="image3.jpg"/>
+                  <pic:cNvPr descr="UNPA.JPG" id="0" name="image2.jpg"/>
                   <pic:cNvPicPr preferRelativeResize="0"/>
                 </pic:nvPicPr>
                 <pic:blipFill>

--- a/Etapa Construcción - Iteración 3/Diseño/Especificacion CU22 Ver reporte- Kairos - NexTech.docx
+++ b/Etapa Construcción - Iteración 3/Diseño/Especificacion CU22 Ver reporte- Kairos - NexTech.docx
@@ -339,12 +339,12 @@
                 <wp:extent cx="7990840" cy="861695"/>
                 <wp:effectExtent b="0" l="0" r="0" t="0"/>
                 <wp:wrapNone/>
-                <wp:docPr id="96" name="image14.png"/>
+                <wp:docPr id="96" name="image12.png"/>
                 <a:graphic>
                   <a:graphicData uri="http://schemas.openxmlformats.org/drawingml/2006/picture">
                     <pic:pic>
                       <pic:nvPicPr>
-                        <pic:cNvPr id="0" name="image14.png"/>
+                        <pic:cNvPr id="0" name="image12.png"/>
                         <pic:cNvPicPr preferRelativeResize="0"/>
                       </pic:nvPicPr>
                       <pic:blipFill>
@@ -461,12 +461,12 @@
                 <wp:extent cx="154305" cy="11278870"/>
                 <wp:effectExtent b="0" l="0" r="0" t="0"/>
                 <wp:wrapNone/>
-                <wp:docPr id="94" name="image12.png"/>
+                <wp:docPr id="94" name="image10.png"/>
                 <a:graphic>
                   <a:graphicData uri="http://schemas.openxmlformats.org/drawingml/2006/picture">
                     <pic:pic>
                       <pic:nvPicPr>
-                        <pic:cNvPr id="0" name="image12.png"/>
+                        <pic:cNvPr id="0" name="image10.png"/>
                         <pic:cNvPicPr preferRelativeResize="0"/>
                       </pic:nvPicPr>
                       <pic:blipFill>
@@ -583,12 +583,12 @@
                 <wp:extent cx="154305" cy="11278870"/>
                 <wp:effectExtent b="0" l="0" r="0" t="0"/>
                 <wp:wrapNone/>
-                <wp:docPr id="98" name="image16.png"/>
+                <wp:docPr id="98" name="image15.png"/>
                 <a:graphic>
                   <a:graphicData uri="http://schemas.openxmlformats.org/drawingml/2006/picture">
                     <pic:pic>
                       <pic:nvPicPr>
-                        <pic:cNvPr id="0" name="image16.png"/>
+                        <pic:cNvPr id="0" name="image15.png"/>
                         <pic:cNvPicPr preferRelativeResize="0"/>
                       </pic:nvPicPr>
                       <pic:blipFill>
@@ -705,12 +705,12 @@
                 <wp:extent cx="7990840" cy="861695"/>
                 <wp:effectExtent b="0" l="0" r="0" t="0"/>
                 <wp:wrapNone/>
-                <wp:docPr id="97" name="image15.png"/>
+                <wp:docPr id="97" name="image14.png"/>
                 <a:graphic>
                   <a:graphicData uri="http://schemas.openxmlformats.org/drawingml/2006/picture">
                     <pic:pic>
                       <pic:nvPicPr>
-                        <pic:cNvPr id="0" name="image15.png"/>
+                        <pic:cNvPr id="0" name="image14.png"/>
                         <pic:cNvPicPr preferRelativeResize="0"/>
                       </pic:nvPicPr>
                       <pic:blipFill>
@@ -1150,7 +1150,7 @@
             <wp:extent cx="1200150" cy="1200150"/>
             <wp:effectExtent b="0" l="0" r="0" t="0"/>
             <wp:wrapSquare wrapText="bothSides" distB="0" distT="0" distL="114300" distR="114300"/>
-            <wp:docPr descr="psi-negro.png" id="104" name="image1.png"/>
+            <wp:docPr descr="psi-negro.png" id="103" name="image1.png"/>
             <a:graphic>
               <a:graphicData uri="http://schemas.openxmlformats.org/drawingml/2006/picture">
                 <pic:pic>
@@ -1207,7 +1207,7 @@
             <wp:extent cx="1304925" cy="2019300"/>
             <wp:effectExtent b="0" l="0" r="0" t="0"/>
             <wp:wrapSquare wrapText="bothSides" distB="0" distT="0" distL="114300" distR="114300"/>
-            <wp:docPr descr="UNPA.JPG" id="105" name="image3.jpg"/>
+            <wp:docPr descr="UNPA.JPG" id="104" name="image3.jpg"/>
             <a:graphic>
               <a:graphicData uri="http://schemas.openxmlformats.org/drawingml/2006/picture">
                 <pic:pic>
@@ -1350,7 +1350,7 @@
     </w:p>
     <w:sdt>
       <w:sdtPr>
-        <w:id w:val="1307442253"/>
+        <w:id w:val="1141218677"/>
         <w:docPartObj>
           <w:docPartGallery w:val="Table of Contents"/>
           <w:docPartUnique w:val="1"/>
@@ -1374,8 +1374,8 @@
               <w:smallCaps w:val="0"/>
               <w:strike w:val="0"/>
               <w:color w:val="000000"/>
-              <w:sz w:val="22"/>
-              <w:szCs w:val="22"/>
+              <w:sz w:val="24"/>
+              <w:szCs w:val="24"/>
               <w:u w:val="none"/>
               <w:shd w:fill="auto" w:val="clear"/>
               <w:vertAlign w:val="baseline"/>
@@ -1397,8 +1397,8 @@
                 <w:smallCaps w:val="0"/>
                 <w:strike w:val="0"/>
                 <w:color w:val="000000"/>
-                <w:sz w:val="22"/>
-                <w:szCs w:val="22"/>
+                <w:sz w:val="24"/>
+                <w:szCs w:val="24"/>
                 <w:u w:val="none"/>
                 <w:shd w:fill="auto" w:val="clear"/>
                 <w:vertAlign w:val="baseline"/>
@@ -1432,8 +1432,8 @@
               <w:smallCaps w:val="0"/>
               <w:strike w:val="0"/>
               <w:color w:val="000000"/>
-              <w:sz w:val="22"/>
-              <w:szCs w:val="22"/>
+              <w:sz w:val="24"/>
+              <w:szCs w:val="24"/>
               <w:u w:val="none"/>
               <w:shd w:fill="auto" w:val="clear"/>
               <w:vertAlign w:val="baseline"/>
@@ -1442,7 +1442,7 @@
           <w:hyperlink w:anchor="_heading=h.ncnjke955axu">
             <w:r>
               <w:rPr>
-                <w:rFonts w:ascii="Calibri" w:cs="Calibri" w:eastAsia="Calibri" w:hAnsi="Calibri"/>
+                <w:rFonts w:ascii="Arial" w:cs="Arial" w:eastAsia="Arial" w:hAnsi="Arial"/>
                 <w:b w:val="1"/>
                 <w:bCs w:val="1"/>
                 <w:i w:val="0"/>
@@ -1450,8 +1450,8 @@
                 <w:smallCaps w:val="0"/>
                 <w:strike w:val="0"/>
                 <w:color w:val="000000"/>
-                <w:sz w:val="28"/>
-                <w:szCs w:val="28"/>
+                <w:sz w:val="24"/>
+                <w:szCs w:val="24"/>
                 <w:u w:val="none"/>
                 <w:shd w:fill="auto" w:val="clear"/>
                 <w:vertAlign w:val="baseline"/>
@@ -1463,7 +1463,7 @@
           <w:hyperlink w:anchor="_heading=h.ncnjke955axu">
             <w:r>
               <w:rPr>
-                <w:rFonts w:ascii="Calibri" w:cs="Calibri" w:eastAsia="Calibri" w:hAnsi="Calibri"/>
+                <w:rFonts w:ascii="Arial" w:cs="Arial" w:eastAsia="Arial" w:hAnsi="Arial"/>
                 <w:b w:val="1"/>
                 <w:bCs w:val="1"/>
                 <w:i w:val="0"/>
@@ -1471,8 +1471,8 @@
                 <w:smallCaps w:val="0"/>
                 <w:strike w:val="0"/>
                 <w:color w:val="000000"/>
-                <w:sz w:val="28"/>
-                <w:szCs w:val="28"/>
+                <w:sz w:val="24"/>
+                <w:szCs w:val="24"/>
                 <w:u w:val="none"/>
                 <w:shd w:fill="auto" w:val="clear"/>
                 <w:vertAlign w:val="baseline"/>
@@ -1484,7 +1484,7 @@
           <w:hyperlink w:anchor="_heading=h.ncnjke955axu">
             <w:r>
               <w:rPr>
-                <w:rFonts w:ascii="Calibri" w:cs="Calibri" w:eastAsia="Calibri" w:hAnsi="Calibri"/>
+                <w:rFonts w:ascii="Arial" w:cs="Arial" w:eastAsia="Arial" w:hAnsi="Arial"/>
                 <w:b w:val="1"/>
                 <w:bCs w:val="1"/>
                 <w:i w:val="0"/>
@@ -1492,8 +1492,8 @@
                 <w:smallCaps w:val="0"/>
                 <w:strike w:val="0"/>
                 <w:color w:val="000000"/>
-                <w:sz w:val="28"/>
-                <w:szCs w:val="28"/>
+                <w:sz w:val="24"/>
+                <w:szCs w:val="24"/>
                 <w:u w:val="none"/>
                 <w:shd w:fill="auto" w:val="clear"/>
                 <w:vertAlign w:val="baseline"/>
@@ -1527,8 +1527,8 @@
               <w:smallCaps w:val="0"/>
               <w:strike w:val="0"/>
               <w:color w:val="000000"/>
-              <w:sz w:val="22"/>
-              <w:szCs w:val="22"/>
+              <w:sz w:val="24"/>
+              <w:szCs w:val="24"/>
               <w:u w:val="none"/>
               <w:shd w:fill="auto" w:val="clear"/>
               <w:vertAlign w:val="baseline"/>
@@ -1537,7 +1537,7 @@
           <w:hyperlink w:anchor="_heading=h.8606iud146lw">
             <w:r>
               <w:rPr>
-                <w:rFonts w:ascii="Calibri" w:cs="Calibri" w:eastAsia="Calibri" w:hAnsi="Calibri"/>
+                <w:rFonts w:ascii="Arial" w:cs="Arial" w:eastAsia="Arial" w:hAnsi="Arial"/>
                 <w:b w:val="1"/>
                 <w:bCs w:val="1"/>
                 <w:i w:val="0"/>
@@ -1545,8 +1545,8 @@
                 <w:smallCaps w:val="0"/>
                 <w:strike w:val="0"/>
                 <w:color w:val="000000"/>
-                <w:sz w:val="28"/>
-                <w:szCs w:val="28"/>
+                <w:sz w:val="24"/>
+                <w:szCs w:val="24"/>
                 <w:u w:val="none"/>
                 <w:shd w:fill="auto" w:val="clear"/>
                 <w:vertAlign w:val="baseline"/>
@@ -2039,12 +2039,12 @@
           <wp:inline distB="114300" distT="114300" distL="114300" distR="114300">
             <wp:extent cx="5399730" cy="4305300"/>
             <wp:effectExtent b="0" l="0" r="0" t="0"/>
-            <wp:docPr id="101" name="image5.png"/>
+            <wp:docPr id="100" name="image17.png"/>
             <a:graphic>
               <a:graphicData uri="http://schemas.openxmlformats.org/drawingml/2006/picture">
                 <pic:pic>
                   <pic:nvPicPr>
-                    <pic:cNvPr id="0" name="image5.png"/>
+                    <pic:cNvPr id="0" name="image17.png"/>
                     <pic:cNvPicPr preferRelativeResize="0"/>
                   </pic:nvPicPr>
                   <pic:blipFill>
@@ -2278,7 +2278,7 @@
     <w:sdt>
       <w:sdtPr>
         <w:lock w:val="contentLocked"/>
-        <w:id w:val="2119670525"/>
+        <w:id w:val="989070497"/>
         <w:tag w:val="goog_rdk_0"/>
       </w:sdtPr>
       <w:sdtContent>
@@ -2644,28 +2644,13 @@
             <w:tc>
               <w:tcPr>
                 <w:vMerge w:val="restart"/>
-                <w:tcBorders>
-                  <w:right w:color="000000" w:space="0" w:sz="8" w:val="single"/>
-                </w:tcBorders>
                 <w:shd w:fill="ffffff" w:val="clear"/>
               </w:tcPr>
               <w:p>
                 <w:pPr>
-                  <w:keepNext w:val="0"/>
-                  <w:keepLines w:val="0"/>
-                  <w:pageBreakBefore w:val="0"/>
                   <w:widowControl w:val="0"/>
-                  <w:pBdr>
-                    <w:top w:space="0" w:sz="0" w:val="nil"/>
-                    <w:left w:space="0" w:sz="0" w:val="nil"/>
-                    <w:bottom w:space="0" w:sz="0" w:val="nil"/>
-                    <w:right w:space="0" w:sz="0" w:val="nil"/>
-                    <w:between w:space="0" w:sz="0" w:val="nil"/>
-                  </w:pBdr>
-                  <w:shd w:fill="auto" w:val="clear"/>
                   <w:spacing w:after="0" w:before="0" w:line="240" w:lineRule="auto"/>
-                  <w:ind w:left="0" w:right="0" w:firstLine="0"/>
-                  <w:jc w:val="left"/>
+                  <w:ind w:left="0" w:firstLine="0"/>
                   <w:rPr>
                     <w:rFonts w:ascii="Arial" w:cs="Arial" w:eastAsia="Arial" w:hAnsi="Arial"/>
                   </w:rPr>
@@ -2736,7 +2721,46 @@
                   <w:rPr>
                     <w:rtl w:val="0"/>
                   </w:rPr>
-                  <w:t xml:space="preserve">El actor accede a la pantalla principal y selecciona un proyecto existente.</w:t>
+                  <w:t xml:space="preserve">La </w:t>
+                </w:r>
+                <w:r>
+                  <w:rPr>
+                    <w:u w:val="single"/>
+                    <w:rtl w:val="0"/>
+                  </w:rPr>
+                  <w:t xml:space="preserve">PantallaPrincipal</w:t>
+                </w:r>
+                <w:r>
+                  <w:rPr>
+                    <w:rtl w:val="0"/>
+                  </w:rPr>
+                  <w:t xml:space="preserve"> envía el evento seleccionarProyecto(proyecto) a la InterfazUsuario. La </w:t>
+                </w:r>
+                <w:r>
+                  <w:rPr>
+                    <w:u w:val="single"/>
+                    <w:rtl w:val="0"/>
+                  </w:rPr>
+                  <w:t xml:space="preserve">InterfazUsuario</w:t>
+                </w:r>
+                <w:r>
+                  <w:rPr>
+                    <w:rtl w:val="0"/>
+                  </w:rPr>
+                  <w:t xml:space="preserve"> solicita mostrar la </w:t>
+                </w:r>
+                <w:r>
+                  <w:rPr>
+                    <w:u w:val="single"/>
+                    <w:rtl w:val="0"/>
+                  </w:rPr>
+                  <w:t xml:space="preserve">PantallaProyecto</w:t>
+                </w:r>
+                <w:r>
+                  <w:rPr>
+                    <w:rtl w:val="0"/>
+                  </w:rPr>
+                  <w:t xml:space="preserve"> con las opciones disponibles.</w:t>
                 </w:r>
               </w:p>
             </w:tc>
@@ -2834,7 +2858,33 @@
                   <w:rPr>
                     <w:rtl w:val="0"/>
                   </w:rPr>
-                  <w:t xml:space="preserve">El sistema redirige al actor a la pantalla Proyecto, donde se muestran las opciones: Planificación, Miembros, Etapas, Espacio de trabajo y Reportes.</w:t>
+                  <w:t xml:space="preserve">El actor selecciona la opción “Reportes”. La </w:t>
+                </w:r>
+                <w:r>
+                  <w:rPr>
+                    <w:u w:val="single"/>
+                    <w:rtl w:val="0"/>
+                  </w:rPr>
+                  <w:t xml:space="preserve">PantallaProyecto</w:t>
+                </w:r>
+                <w:r>
+                  <w:rPr>
+                    <w:rtl w:val="0"/>
+                  </w:rPr>
+                  <w:t xml:space="preserve"> envía el evento verReportes() a la </w:t>
+                </w:r>
+                <w:r>
+                  <w:rPr>
+                    <w:u w:val="single"/>
+                    <w:rtl w:val="0"/>
+                  </w:rPr>
+                  <w:t xml:space="preserve">InterfazUsuario</w:t>
+                </w:r>
+                <w:r>
+                  <w:rPr>
+                    <w:rtl w:val="0"/>
+                  </w:rPr>
+                  <w:t xml:space="preserve">.</w:t>
                 </w:r>
               </w:p>
             </w:tc>
@@ -2932,7 +2982,33 @@
                   <w:rPr>
                     <w:rtl w:val="0"/>
                   </w:rPr>
-                  <w:t xml:space="preserve">El actor selecciona la opción Reportes.</w:t>
+                  <w:t xml:space="preserve">La </w:t>
+                </w:r>
+                <w:r>
+                  <w:rPr>
+                    <w:u w:val="single"/>
+                    <w:rtl w:val="0"/>
+                  </w:rPr>
+                  <w:t xml:space="preserve">InterfazUsuario</w:t>
+                </w:r>
+                <w:r>
+                  <w:rPr>
+                    <w:rtl w:val="0"/>
+                  </w:rPr>
+                  <w:t xml:space="preserve"> envía el evento generarReporte(proyecto) al </w:t>
+                </w:r>
+                <w:r>
+                  <w:rPr>
+                    <w:u w:val="single"/>
+                    <w:rtl w:val="0"/>
+                  </w:rPr>
+                  <w:t xml:space="preserve">ManejadorReporte</w:t>
+                </w:r>
+                <w:r>
+                  <w:rPr>
+                    <w:rtl w:val="0"/>
+                  </w:rPr>
+                  <w:t xml:space="preserve">.</w:t>
                 </w:r>
               </w:p>
             </w:tc>
@@ -3030,19 +3106,59 @@
                   <w:rPr>
                     <w:rtl w:val="0"/>
                   </w:rPr>
-                  <w:t xml:space="preserve">El sistema solicita los datos necesarios (progreso, tareas, tiempos y eficiencia) y despliega la </w:t>
-                </w:r>
-                <w:r>
-                  <w:rPr>
-                    <w:rtl w:val="0"/>
-                  </w:rPr>
-                  <w:t xml:space="preserve">PantallaDashboard</w:t>
-                </w:r>
-                <w:r>
-                  <w:rPr>
-                    <w:rtl w:val="0"/>
-                  </w:rPr>
-                  <w:t xml:space="preserve"> con gráficos y métricas.</w:t>
+                  <w:t xml:space="preserve">El </w:t>
+                </w:r>
+                <w:r>
+                  <w:rPr>
+                    <w:u w:val="single"/>
+                    <w:rtl w:val="0"/>
+                  </w:rPr>
+                  <w:t xml:space="preserve">ManejadorReporte</w:t>
+                </w:r>
+                <w:r>
+                  <w:rPr>
+                    <w:rtl w:val="0"/>
+                  </w:rPr>
+                  <w:t xml:space="preserve"> solicita a la Entidad </w:t>
+                </w:r>
+                <w:r>
+                  <w:rPr>
+                    <w:u w:val="single"/>
+                    <w:rtl w:val="0"/>
+                  </w:rPr>
+                  <w:t xml:space="preserve">Proyecto</w:t>
+                </w:r>
+                <w:r>
+                  <w:rPr>
+                    <w:rtl w:val="0"/>
+                  </w:rPr>
+                  <w:t xml:space="preserve"> obtener los datos necesarios (progreso, tareas, tiempos y eficiencia). La Entidad </w:t>
+                </w:r>
+                <w:r>
+                  <w:rPr>
+                    <w:u w:val="single"/>
+                    <w:rtl w:val="0"/>
+                  </w:rPr>
+                  <w:t xml:space="preserve">Proyecto</w:t>
+                </w:r>
+                <w:r>
+                  <w:rPr>
+                    <w:rtl w:val="0"/>
+                  </w:rPr>
+                  <w:t xml:space="preserve"> solicita a la </w:t>
+                </w:r>
+                <w:r>
+                  <w:rPr>
+                    <w:u w:val="single"/>
+                    <w:rtl w:val="0"/>
+                  </w:rPr>
+                  <w:t xml:space="preserve">InterfazBDD</w:t>
+                </w:r>
+                <w:r>
+                  <w:rPr>
+                    <w:rtl w:val="0"/>
+                  </w:rPr>
+                  <w:t xml:space="preserve"> recuperar la información desde la BDD.</w:t>
                 </w:r>
               </w:p>
             </w:tc>
@@ -3140,7 +3256,72 @@
                   <w:rPr>
                     <w:rtl w:val="0"/>
                   </w:rPr>
-                  <w:t xml:space="preserve">El actor puede aplicar filtros por etapa, iteración o período de tiempo.</w:t>
+                  <w:t xml:space="preserve">La </w:t>
+                </w:r>
+                <w:r>
+                  <w:rPr>
+                    <w:u w:val="single"/>
+                    <w:rtl w:val="0"/>
+                  </w:rPr>
+                  <w:t xml:space="preserve">InterfazBDD</w:t>
+                </w:r>
+                <w:r>
+                  <w:rPr>
+                    <w:rtl w:val="0"/>
+                  </w:rPr>
+                  <w:t xml:space="preserve"> devuelve los datos a la Entidad </w:t>
+                </w:r>
+                <w:r>
+                  <w:rPr>
+                    <w:u w:val="single"/>
+                    <w:rtl w:val="0"/>
+                  </w:rPr>
+                  <w:t xml:space="preserve">Proyecto</w:t>
+                </w:r>
+                <w:r>
+                  <w:rPr>
+                    <w:rtl w:val="0"/>
+                  </w:rPr>
+                  <w:t xml:space="preserve">, que los reenvía al </w:t>
+                </w:r>
+                <w:r>
+                  <w:rPr>
+                    <w:u w:val="single"/>
+                    <w:rtl w:val="0"/>
+                  </w:rPr>
+                  <w:t xml:space="preserve">ManejadorReporte</w:t>
+                </w:r>
+                <w:r>
+                  <w:rPr>
+                    <w:rtl w:val="0"/>
+                  </w:rPr>
+                  <w:t xml:space="preserve">. El </w:t>
+                </w:r>
+                <w:r>
+                  <w:rPr>
+                    <w:u w:val="single"/>
+                    <w:rtl w:val="0"/>
+                  </w:rPr>
+                  <w:t xml:space="preserve">ManejadorReporte</w:t>
+                </w:r>
+                <w:r>
+                  <w:rPr>
+                    <w:rtl w:val="0"/>
+                  </w:rPr>
+                  <w:t xml:space="preserve"> envía los datos a la </w:t>
+                </w:r>
+                <w:r>
+                  <w:rPr>
+                    <w:u w:val="single"/>
+                    <w:rtl w:val="0"/>
+                  </w:rPr>
+                  <w:t xml:space="preserve">InterfazUsuario</w:t>
+                </w:r>
+                <w:r>
+                  <w:rPr>
+                    <w:rtl w:val="0"/>
+                  </w:rPr>
+                  <w:t xml:space="preserve">.</w:t>
                 </w:r>
               </w:p>
             </w:tc>
@@ -3238,7 +3419,470 @@
                   <w:rPr>
                     <w:rtl w:val="0"/>
                   </w:rPr>
-                  <w:t xml:space="preserve">El sistema actualiza los datos del panel según los filtros aplicados.</w:t>
+                  <w:t xml:space="preserve">La </w:t>
+                </w:r>
+                <w:r>
+                  <w:rPr>
+                    <w:u w:val="single"/>
+                    <w:rtl w:val="0"/>
+                  </w:rPr>
+                  <w:t xml:space="preserve">InterfazUsuario</w:t>
+                </w:r>
+                <w:r>
+                  <w:rPr>
+                    <w:rtl w:val="0"/>
+                  </w:rPr>
+                  <w:t xml:space="preserve"> solicita desplegar la </w:t>
+                </w:r>
+                <w:r>
+                  <w:rPr>
+                    <w:u w:val="single"/>
+                    <w:rtl w:val="0"/>
+                  </w:rPr>
+                  <w:t xml:space="preserve">PantallaDashboard</w:t>
+                </w:r>
+                <w:r>
+                  <w:rPr>
+                    <w:rtl w:val="0"/>
+                  </w:rPr>
+                  <w:t xml:space="preserve"> con los gráficos y métricas correspondientes.</w:t>
+                </w:r>
+              </w:p>
+            </w:tc>
+          </w:tr>
+          <w:tr>
+            <w:trPr>
+              <w:cantSplit w:val="0"/>
+              <w:trHeight w:val="773.935546875" w:hRule="atLeast"/>
+              <w:tblHeader w:val="0"/>
+            </w:trPr>
+            <w:tc>
+              <w:tcPr>
+                <w:vMerge w:val="continue"/>
+                <w:shd w:fill="ffffff" w:val="clear"/>
+                <w:tcMar>
+                  <w:top w:w="100.0" w:type="dxa"/>
+                  <w:left w:w="100.0" w:type="dxa"/>
+                  <w:bottom w:w="100.0" w:type="dxa"/>
+                  <w:right w:w="100.0" w:type="dxa"/>
+                </w:tcMar>
+                <w:vAlign w:val="top"/>
+              </w:tcPr>
+              <w:p>
+                <w:pPr>
+                  <w:widowControl w:val="0"/>
+                  <w:spacing w:after="0" w:before="0" w:line="240" w:lineRule="auto"/>
+                  <w:ind w:left="0" w:firstLine="0"/>
+                  <w:rPr>
+                    <w:rFonts w:ascii="Arial" w:cs="Arial" w:eastAsia="Arial" w:hAnsi="Arial"/>
+                  </w:rPr>
+                </w:pPr>
+                <w:r>
+                  <w:rPr>
+                    <w:rtl w:val="0"/>
+                  </w:rPr>
+                </w:r>
+              </w:p>
+            </w:tc>
+            <w:tc>
+              <w:tcPr>
+                <w:tcBorders>
+                  <w:top w:color="000000" w:space="0" w:sz="8" w:val="single"/>
+                  <w:left w:color="000000" w:space="0" w:sz="8" w:val="single"/>
+                  <w:bottom w:color="000000" w:space="0" w:sz="8" w:val="single"/>
+                  <w:right w:color="000000" w:space="0" w:sz="8" w:val="single"/>
+                </w:tcBorders>
+                <w:tcMar>
+                  <w:top w:w="100.0" w:type="dxa"/>
+                  <w:left w:w="100.0" w:type="dxa"/>
+                  <w:bottom w:w="100.0" w:type="dxa"/>
+                  <w:right w:w="100.0" w:type="dxa"/>
+                </w:tcMar>
+                <w:vAlign w:val="top"/>
+              </w:tcPr>
+              <w:p>
+                <w:pPr>
+                  <w:widowControl w:val="0"/>
+                  <w:spacing w:before="0" w:line="240" w:lineRule="auto"/>
+                  <w:ind w:left="0"/>
+                  <w:jc w:val="center"/>
+                  <w:rPr/>
+                </w:pPr>
+                <w:r>
+                  <w:rPr>
+                    <w:rtl w:val="0"/>
+                  </w:rPr>
+                  <w:t xml:space="preserve">7</w:t>
+                </w:r>
+              </w:p>
+            </w:tc>
+            <w:tc>
+              <w:tcPr>
+                <w:tcBorders>
+                  <w:top w:color="000000" w:space="0" w:sz="8" w:val="single"/>
+                  <w:left w:color="000000" w:space="0" w:sz="8" w:val="single"/>
+                  <w:bottom w:color="000000" w:space="0" w:sz="8" w:val="single"/>
+                  <w:right w:color="000000" w:space="0" w:sz="8" w:val="single"/>
+                </w:tcBorders>
+                <w:tcMar>
+                  <w:top w:w="100.0" w:type="dxa"/>
+                  <w:left w:w="100.0" w:type="dxa"/>
+                  <w:bottom w:w="100.0" w:type="dxa"/>
+                  <w:right w:w="100.0" w:type="dxa"/>
+                </w:tcMar>
+                <w:vAlign w:val="top"/>
+              </w:tcPr>
+              <w:p>
+                <w:pPr>
+                  <w:widowControl w:val="0"/>
+                  <w:spacing w:before="0" w:line="240" w:lineRule="auto"/>
+                  <w:ind w:left="0"/>
+                  <w:rPr/>
+                </w:pPr>
+                <w:r>
+                  <w:rPr>
+                    <w:rtl w:val="0"/>
+                  </w:rPr>
+                  <w:t xml:space="preserve">El actor puede aplicar filtros por etapa, iteración o período de tiempo. La </w:t>
+                </w:r>
+                <w:r>
+                  <w:rPr>
+                    <w:u w:val="single"/>
+                    <w:rtl w:val="0"/>
+                  </w:rPr>
+                  <w:t xml:space="preserve">PantallaDashboard</w:t>
+                </w:r>
+                <w:r>
+                  <w:rPr>
+                    <w:rtl w:val="0"/>
+                  </w:rPr>
+                  <w:t xml:space="preserve"> envía el evento aplicarFiltros(filtros) a la </w:t>
+                </w:r>
+                <w:r>
+                  <w:rPr>
+                    <w:u w:val="single"/>
+                    <w:rtl w:val="0"/>
+                  </w:rPr>
+                  <w:t xml:space="preserve">InterfazUsuario</w:t>
+                </w:r>
+                <w:r>
+                  <w:rPr>
+                    <w:rtl w:val="0"/>
+                  </w:rPr>
+                  <w:t xml:space="preserve">.</w:t>
+                </w:r>
+              </w:p>
+            </w:tc>
+          </w:tr>
+          <w:tr>
+            <w:trPr>
+              <w:cantSplit w:val="0"/>
+              <w:trHeight w:val="773.935546875" w:hRule="atLeast"/>
+              <w:tblHeader w:val="0"/>
+            </w:trPr>
+            <w:tc>
+              <w:tcPr>
+                <w:vMerge w:val="continue"/>
+                <w:shd w:fill="ffffff" w:val="clear"/>
+                <w:tcMar>
+                  <w:top w:w="100.0" w:type="dxa"/>
+                  <w:left w:w="100.0" w:type="dxa"/>
+                  <w:bottom w:w="100.0" w:type="dxa"/>
+                  <w:right w:w="100.0" w:type="dxa"/>
+                </w:tcMar>
+                <w:vAlign w:val="top"/>
+              </w:tcPr>
+              <w:p>
+                <w:pPr>
+                  <w:widowControl w:val="0"/>
+                  <w:spacing w:after="0" w:before="0" w:line="240" w:lineRule="auto"/>
+                  <w:ind w:left="0" w:firstLine="0"/>
+                  <w:rPr>
+                    <w:rFonts w:ascii="Arial" w:cs="Arial" w:eastAsia="Arial" w:hAnsi="Arial"/>
+                  </w:rPr>
+                </w:pPr>
+                <w:r>
+                  <w:rPr>
+                    <w:rtl w:val="0"/>
+                  </w:rPr>
+                </w:r>
+              </w:p>
+            </w:tc>
+            <w:tc>
+              <w:tcPr>
+                <w:tcBorders>
+                  <w:top w:color="000000" w:space="0" w:sz="8" w:val="single"/>
+                  <w:left w:color="000000" w:space="0" w:sz="8" w:val="single"/>
+                  <w:bottom w:color="000000" w:space="0" w:sz="8" w:val="single"/>
+                  <w:right w:color="000000" w:space="0" w:sz="8" w:val="single"/>
+                </w:tcBorders>
+                <w:tcMar>
+                  <w:top w:w="100.0" w:type="dxa"/>
+                  <w:left w:w="100.0" w:type="dxa"/>
+                  <w:bottom w:w="100.0" w:type="dxa"/>
+                  <w:right w:w="100.0" w:type="dxa"/>
+                </w:tcMar>
+                <w:vAlign w:val="top"/>
+              </w:tcPr>
+              <w:p>
+                <w:pPr>
+                  <w:widowControl w:val="0"/>
+                  <w:spacing w:before="0" w:line="240" w:lineRule="auto"/>
+                  <w:ind w:left="0"/>
+                  <w:jc w:val="center"/>
+                  <w:rPr/>
+                </w:pPr>
+                <w:r>
+                  <w:rPr>
+                    <w:rtl w:val="0"/>
+                  </w:rPr>
+                  <w:t xml:space="preserve">8</w:t>
+                </w:r>
+              </w:p>
+            </w:tc>
+            <w:tc>
+              <w:tcPr>
+                <w:tcBorders>
+                  <w:top w:color="000000" w:space="0" w:sz="8" w:val="single"/>
+                  <w:left w:color="000000" w:space="0" w:sz="8" w:val="single"/>
+                  <w:bottom w:color="000000" w:space="0" w:sz="8" w:val="single"/>
+                  <w:right w:color="000000" w:space="0" w:sz="8" w:val="single"/>
+                </w:tcBorders>
+                <w:tcMar>
+                  <w:top w:w="100.0" w:type="dxa"/>
+                  <w:left w:w="100.0" w:type="dxa"/>
+                  <w:bottom w:w="100.0" w:type="dxa"/>
+                  <w:right w:w="100.0" w:type="dxa"/>
+                </w:tcMar>
+                <w:vAlign w:val="top"/>
+              </w:tcPr>
+              <w:p>
+                <w:pPr>
+                  <w:widowControl w:val="0"/>
+                  <w:spacing w:before="0" w:line="240" w:lineRule="auto"/>
+                  <w:ind w:left="0"/>
+                  <w:rPr/>
+                </w:pPr>
+                <w:r>
+                  <w:rPr>
+                    <w:rtl w:val="0"/>
+                  </w:rPr>
+                  <w:t xml:space="preserve">La </w:t>
+                </w:r>
+                <w:r>
+                  <w:rPr>
+                    <w:u w:val="single"/>
+                    <w:rtl w:val="0"/>
+                  </w:rPr>
+                  <w:t xml:space="preserve">InterfazUsuario</w:t>
+                </w:r>
+                <w:r>
+                  <w:rPr>
+                    <w:rtl w:val="0"/>
+                  </w:rPr>
+                  <w:t xml:space="preserve"> envía el evento aplicarFiltros(filtros) al </w:t>
+                </w:r>
+                <w:r>
+                  <w:rPr>
+                    <w:u w:val="single"/>
+                    <w:rtl w:val="0"/>
+                  </w:rPr>
+                  <w:t xml:space="preserve">ManejadorReporte</w:t>
+                </w:r>
+                <w:r>
+                  <w:rPr>
+                    <w:rtl w:val="0"/>
+                  </w:rPr>
+                  <w:t xml:space="preserve">. El </w:t>
+                </w:r>
+                <w:r>
+                  <w:rPr>
+                    <w:u w:val="single"/>
+                    <w:rtl w:val="0"/>
+                  </w:rPr>
+                  <w:t xml:space="preserve">ManejadorReporte</w:t>
+                </w:r>
+                <w:r>
+                  <w:rPr>
+                    <w:rtl w:val="0"/>
+                  </w:rPr>
+                  <w:t xml:space="preserve"> solicita a la Entidad </w:t>
+                </w:r>
+                <w:r>
+                  <w:rPr>
+                    <w:u w:val="single"/>
+                    <w:rtl w:val="0"/>
+                  </w:rPr>
+                  <w:t xml:space="preserve">Proyecto </w:t>
+                </w:r>
+                <w:r>
+                  <w:rPr>
+                    <w:rtl w:val="0"/>
+                  </w:rPr>
+                  <w:t xml:space="preserve">obtener los datos filtrados.</w:t>
+                </w:r>
+              </w:p>
+            </w:tc>
+          </w:tr>
+          <w:tr>
+            <w:trPr>
+              <w:cantSplit w:val="0"/>
+              <w:trHeight w:val="773.935546875" w:hRule="atLeast"/>
+              <w:tblHeader w:val="0"/>
+            </w:trPr>
+            <w:tc>
+              <w:tcPr>
+                <w:vMerge w:val="continue"/>
+                <w:shd w:fill="ffffff" w:val="clear"/>
+                <w:tcMar>
+                  <w:top w:w="100.0" w:type="dxa"/>
+                  <w:left w:w="100.0" w:type="dxa"/>
+                  <w:bottom w:w="100.0" w:type="dxa"/>
+                  <w:right w:w="100.0" w:type="dxa"/>
+                </w:tcMar>
+                <w:vAlign w:val="top"/>
+              </w:tcPr>
+              <w:p>
+                <w:pPr>
+                  <w:widowControl w:val="0"/>
+                  <w:spacing w:after="0" w:before="0" w:line="240" w:lineRule="auto"/>
+                  <w:ind w:left="0" w:firstLine="0"/>
+                  <w:rPr>
+                    <w:rFonts w:ascii="Arial" w:cs="Arial" w:eastAsia="Arial" w:hAnsi="Arial"/>
+                  </w:rPr>
+                </w:pPr>
+                <w:r>
+                  <w:rPr>
+                    <w:rtl w:val="0"/>
+                  </w:rPr>
+                </w:r>
+              </w:p>
+            </w:tc>
+            <w:tc>
+              <w:tcPr>
+                <w:tcBorders>
+                  <w:top w:color="000000" w:space="0" w:sz="8" w:val="single"/>
+                  <w:left w:color="000000" w:space="0" w:sz="8" w:val="single"/>
+                  <w:bottom w:color="000000" w:space="0" w:sz="8" w:val="single"/>
+                  <w:right w:color="000000" w:space="0" w:sz="8" w:val="single"/>
+                </w:tcBorders>
+                <w:tcMar>
+                  <w:top w:w="100.0" w:type="dxa"/>
+                  <w:left w:w="100.0" w:type="dxa"/>
+                  <w:bottom w:w="100.0" w:type="dxa"/>
+                  <w:right w:w="100.0" w:type="dxa"/>
+                </w:tcMar>
+                <w:vAlign w:val="top"/>
+              </w:tcPr>
+              <w:p>
+                <w:pPr>
+                  <w:widowControl w:val="0"/>
+                  <w:spacing w:before="0" w:line="240" w:lineRule="auto"/>
+                  <w:ind w:left="0"/>
+                  <w:jc w:val="center"/>
+                  <w:rPr/>
+                </w:pPr>
+                <w:r>
+                  <w:rPr>
+                    <w:rtl w:val="0"/>
+                  </w:rPr>
+                  <w:t xml:space="preserve">9</w:t>
+                </w:r>
+              </w:p>
+            </w:tc>
+            <w:tc>
+              <w:tcPr>
+                <w:tcBorders>
+                  <w:top w:color="000000" w:space="0" w:sz="8" w:val="single"/>
+                  <w:left w:color="000000" w:space="0" w:sz="8" w:val="single"/>
+                  <w:bottom w:color="000000" w:space="0" w:sz="8" w:val="single"/>
+                  <w:right w:color="000000" w:space="0" w:sz="8" w:val="single"/>
+                </w:tcBorders>
+                <w:tcMar>
+                  <w:top w:w="100.0" w:type="dxa"/>
+                  <w:left w:w="100.0" w:type="dxa"/>
+                  <w:bottom w:w="100.0" w:type="dxa"/>
+                  <w:right w:w="100.0" w:type="dxa"/>
+                </w:tcMar>
+                <w:vAlign w:val="top"/>
+              </w:tcPr>
+              <w:p>
+                <w:pPr>
+                  <w:widowControl w:val="0"/>
+                  <w:spacing w:before="0" w:line="240" w:lineRule="auto"/>
+                  <w:ind w:left="0"/>
+                  <w:rPr/>
+                </w:pPr>
+                <w:r>
+                  <w:rPr>
+                    <w:rtl w:val="0"/>
+                  </w:rPr>
+                  <w:t xml:space="preserve">La Entidad </w:t>
+                </w:r>
+                <w:r>
+                  <w:rPr>
+                    <w:u w:val="single"/>
+                    <w:rtl w:val="0"/>
+                  </w:rPr>
+                  <w:t xml:space="preserve">Proyecto</w:t>
+                </w:r>
+                <w:r>
+                  <w:rPr>
+                    <w:rtl w:val="0"/>
+                  </w:rPr>
+                  <w:t xml:space="preserve"> solicita a la </w:t>
+                </w:r>
+                <w:r>
+                  <w:rPr>
+                    <w:u w:val="single"/>
+                    <w:rtl w:val="0"/>
+                  </w:rPr>
+                  <w:t xml:space="preserve">InterfazBDD</w:t>
+                </w:r>
+                <w:r>
+                  <w:rPr>
+                    <w:rtl w:val="0"/>
+                  </w:rPr>
+                  <w:t xml:space="preserve"> recuperar la información filtrada desde la BDD. La </w:t>
+                </w:r>
+                <w:r>
+                  <w:rPr>
+                    <w:u w:val="single"/>
+                    <w:rtl w:val="0"/>
+                  </w:rPr>
+                  <w:t xml:space="preserve">InterfazBDD</w:t>
+                </w:r>
+                <w:r>
+                  <w:rPr>
+                    <w:rtl w:val="0"/>
+                  </w:rPr>
+                  <w:t xml:space="preserve"> devuelve los datos actualizados y la </w:t>
+                </w:r>
+                <w:r>
+                  <w:rPr>
+                    <w:u w:val="single"/>
+                    <w:rtl w:val="0"/>
+                  </w:rPr>
+                  <w:t xml:space="preserve">InterfazUsuario</w:t>
+                </w:r>
+                <w:r>
+                  <w:rPr>
+                    <w:rtl w:val="0"/>
+                  </w:rPr>
+                  <w:t xml:space="preserve"> actualiza la </w:t>
+                </w:r>
+                <w:r>
+                  <w:rPr>
+                    <w:u w:val="single"/>
+                    <w:rtl w:val="0"/>
+                  </w:rPr>
+                  <w:t xml:space="preserve">PantallaDashboard</w:t>
+                </w:r>
+                <w:r>
+                  <w:rPr>
+                    <w:rtl w:val="0"/>
+                  </w:rPr>
+                  <w:t xml:space="preserve">.</w:t>
                 </w:r>
               </w:p>
             </w:tc>
@@ -3318,6 +3962,31 @@
               <w:tcPr>
                 <w:vMerge w:val="restart"/>
                 <w:shd w:fill="ffffff" w:val="clear"/>
+              </w:tcPr>
+              <w:p>
+                <w:pPr>
+                  <w:widowControl w:val="0"/>
+                  <w:spacing w:after="0" w:before="0" w:line="240" w:lineRule="auto"/>
+                  <w:ind w:left="0" w:firstLine="0"/>
+                  <w:rPr>
+                    <w:rFonts w:ascii="Arial" w:cs="Arial" w:eastAsia="Arial" w:hAnsi="Arial"/>
+                  </w:rPr>
+                </w:pPr>
+                <w:r>
+                  <w:rPr>
+                    <w:rtl w:val="0"/>
+                  </w:rPr>
+                </w:r>
+              </w:p>
+            </w:tc>
+            <w:tc>
+              <w:tcPr>
+                <w:tcBorders>
+                  <w:top w:color="000000" w:space="0" w:sz="8" w:val="single"/>
+                  <w:left w:color="000000" w:space="0" w:sz="8" w:val="single"/>
+                  <w:bottom w:color="000000" w:space="0" w:sz="8" w:val="single"/>
+                  <w:right w:color="000000" w:space="0" w:sz="8" w:val="single"/>
+                </w:tcBorders>
                 <w:tcMar>
                   <w:top w:w="100.0" w:type="dxa"/>
                   <w:left w:w="100.0" w:type="dxa"/>
@@ -3330,19 +3999,26 @@
                 <w:pPr>
                   <w:widowControl w:val="0"/>
                   <w:spacing w:before="0" w:line="240" w:lineRule="auto"/>
-                  <w:ind w:left="0" w:firstLine="0"/>
+                  <w:ind w:left="0"/>
+                  <w:jc w:val="center"/>
                   <w:rPr/>
                 </w:pPr>
                 <w:r>
                   <w:rPr>
                     <w:rtl w:val="0"/>
                   </w:rPr>
+                  <w:t xml:space="preserve">4a</w:t>
                 </w:r>
               </w:p>
             </w:tc>
             <w:tc>
               <w:tcPr>
-                <w:shd w:fill="ffffff" w:val="clear"/>
+                <w:tcBorders>
+                  <w:top w:color="000000" w:space="0" w:sz="8" w:val="single"/>
+                  <w:left w:color="000000" w:space="0" w:sz="8" w:val="single"/>
+                  <w:bottom w:color="000000" w:space="0" w:sz="8" w:val="single"/>
+                  <w:right w:color="000000" w:space="0" w:sz="8" w:val="single"/>
+                </w:tcBorders>
                 <w:tcMar>
                   <w:top w:w="100.0" w:type="dxa"/>
                   <w:left w:w="100.0" w:type="dxa"/>
@@ -3355,41 +4031,40 @@
                 <w:pPr>
                   <w:widowControl w:val="0"/>
                   <w:spacing w:before="0" w:line="240" w:lineRule="auto"/>
-                  <w:ind w:left="0" w:firstLine="0"/>
-                  <w:jc w:val="center"/>
+                  <w:ind w:left="0"/>
                   <w:rPr/>
                 </w:pPr>
                 <w:r>
                   <w:rPr>
                     <w:rtl w:val="0"/>
                   </w:rPr>
-                  <w:t xml:space="preserve">2a</w:t>
-                </w:r>
-              </w:p>
-            </w:tc>
-            <w:tc>
-              <w:tcPr>
-                <w:shd w:fill="ffffff" w:val="clear"/>
-                <w:tcMar>
-                  <w:top w:w="100.0" w:type="dxa"/>
-                  <w:left w:w="100.0" w:type="dxa"/>
-                  <w:bottom w:w="100.0" w:type="dxa"/>
-                  <w:right w:w="100.0" w:type="dxa"/>
-                </w:tcMar>
-                <w:vAlign w:val="top"/>
-              </w:tcPr>
-              <w:p>
-                <w:pPr>
-                  <w:widowControl w:val="0"/>
-                  <w:spacing w:before="0" w:line="240" w:lineRule="auto"/>
-                  <w:ind w:left="0" w:firstLine="0"/>
-                  <w:rPr/>
-                </w:pPr>
-                <w:r>
-                  <w:rPr>
-                    <w:rtl w:val="0"/>
-                  </w:rPr>
-                  <w:t xml:space="preserve">No hay datos cargados: Se muestra “No se encontraron registros para el período seleccionado.”</w:t>
+                  <w:t xml:space="preserve">No hay datos cargados: La </w:t>
+                </w:r>
+                <w:r>
+                  <w:rPr>
+                    <w:u w:val="single"/>
+                    <w:rtl w:val="0"/>
+                  </w:rPr>
+                  <w:t xml:space="preserve">InterfazBDD</w:t>
+                </w:r>
+                <w:r>
+                  <w:rPr>
+                    <w:rtl w:val="0"/>
+                  </w:rPr>
+                  <w:t xml:space="preserve"> devuelve un conjunto vacío. El </w:t>
+                </w:r>
+                <w:r>
+                  <w:rPr>
+                    <w:u w:val="single"/>
+                    <w:rtl w:val="0"/>
+                  </w:rPr>
+                  <w:t xml:space="preserve">ManejadorReporte</w:t>
+                </w:r>
+                <w:r>
+                  <w:rPr>
+                    <w:rtl w:val="0"/>
+                  </w:rPr>
+                  <w:t xml:space="preserve"> solicita a la InterfazUsuario mostrar el mensaje “No se encontraron registros para el período seleccionado.”</w:t>
                 </w:r>
               </w:p>
             </w:tc>
@@ -3430,7 +4105,12 @@
             </w:tc>
             <w:tc>
               <w:tcPr>
-                <w:shd w:fill="ffffff" w:val="clear"/>
+                <w:tcBorders>
+                  <w:top w:color="000000" w:space="0" w:sz="8" w:val="single"/>
+                  <w:left w:color="000000" w:space="0" w:sz="8" w:val="single"/>
+                  <w:bottom w:color="000000" w:space="0" w:sz="8" w:val="single"/>
+                  <w:right w:color="000000" w:space="0" w:sz="8" w:val="single"/>
+                </w:tcBorders>
                 <w:tcMar>
                   <w:top w:w="100.0" w:type="dxa"/>
                   <w:left w:w="100.0" w:type="dxa"/>
@@ -3443,7 +4123,7 @@
                 <w:pPr>
                   <w:widowControl w:val="0"/>
                   <w:spacing w:before="0" w:line="240" w:lineRule="auto"/>
-                  <w:ind w:left="0" w:firstLine="0"/>
+                  <w:ind w:left="0"/>
                   <w:jc w:val="center"/>
                   <w:rPr/>
                 </w:pPr>
@@ -3451,13 +4131,18 @@
                   <w:rPr>
                     <w:rtl w:val="0"/>
                   </w:rPr>
-                  <w:t xml:space="preserve">4a</w:t>
+                  <w:t xml:space="preserve">7a</w:t>
                 </w:r>
               </w:p>
             </w:tc>
             <w:tc>
               <w:tcPr>
-                <w:shd w:fill="ffffff" w:val="clear"/>
+                <w:tcBorders>
+                  <w:top w:color="000000" w:space="0" w:sz="8" w:val="single"/>
+                  <w:left w:color="000000" w:space="0" w:sz="8" w:val="single"/>
+                  <w:bottom w:color="000000" w:space="0" w:sz="8" w:val="single"/>
+                  <w:right w:color="000000" w:space="0" w:sz="8" w:val="single"/>
+                </w:tcBorders>
                 <w:tcMar>
                   <w:top w:w="100.0" w:type="dxa"/>
                   <w:left w:w="100.0" w:type="dxa"/>
@@ -3470,14 +4155,40 @@
                 <w:pPr>
                   <w:widowControl w:val="0"/>
                   <w:spacing w:before="0" w:line="240" w:lineRule="auto"/>
-                  <w:ind w:left="0" w:firstLine="0"/>
+                  <w:ind w:left="0"/>
                   <w:rPr/>
                 </w:pPr>
                 <w:r>
                   <w:rPr>
                     <w:rtl w:val="0"/>
                   </w:rPr>
-                  <w:t xml:space="preserve">Filtros inválidos o vacíos: Se muestra “Debe seleccionar al menos un filtro válido.”</w:t>
+                  <w:t xml:space="preserve">Filtros inválidos o vacíos: El </w:t>
+                </w:r>
+                <w:r>
+                  <w:rPr>
+                    <w:u w:val="single"/>
+                    <w:rtl w:val="0"/>
+                  </w:rPr>
+                  <w:t xml:space="preserve">ManejadorReporte</w:t>
+                </w:r>
+                <w:r>
+                  <w:rPr>
+                    <w:rtl w:val="0"/>
+                  </w:rPr>
+                  <w:t xml:space="preserve"> detecta filtros inválidos y solicita a la </w:t>
+                </w:r>
+                <w:r>
+                  <w:rPr>
+                    <w:u w:val="single"/>
+                    <w:rtl w:val="0"/>
+                  </w:rPr>
+                  <w:t xml:space="preserve">InterfazUsuario</w:t>
+                </w:r>
+                <w:r>
+                  <w:rPr>
+                    <w:rtl w:val="0"/>
+                  </w:rPr>
+                  <w:t xml:space="preserve"> mostrar el mensaje “Debe seleccionar al menos un filtro válido.”</w:t>
                 </w:r>
               </w:p>
             </w:tc>
@@ -3518,7 +4229,12 @@
             </w:tc>
             <w:tc>
               <w:tcPr>
-                <w:shd w:fill="ffffff" w:val="clear"/>
+                <w:tcBorders>
+                  <w:top w:color="000000" w:space="0" w:sz="8" w:val="single"/>
+                  <w:left w:color="000000" w:space="0" w:sz="8" w:val="single"/>
+                  <w:bottom w:color="000000" w:space="0" w:sz="8" w:val="single"/>
+                  <w:right w:color="000000" w:space="0" w:sz="8" w:val="single"/>
+                </w:tcBorders>
                 <w:tcMar>
                   <w:top w:w="100.0" w:type="dxa"/>
                   <w:left w:w="100.0" w:type="dxa"/>
@@ -3539,13 +4255,18 @@
                   <w:rPr>
                     <w:rtl w:val="0"/>
                   </w:rPr>
-                  <w:t xml:space="preserve">5a</w:t>
+                  <w:t xml:space="preserve">4b</w:t>
                 </w:r>
               </w:p>
             </w:tc>
             <w:tc>
               <w:tcPr>
-                <w:shd w:fill="ffffff" w:val="clear"/>
+                <w:tcBorders>
+                  <w:top w:color="000000" w:space="0" w:sz="8" w:val="single"/>
+                  <w:left w:color="000000" w:space="0" w:sz="8" w:val="single"/>
+                  <w:bottom w:color="000000" w:space="0" w:sz="8" w:val="single"/>
+                  <w:right w:color="000000" w:space="0" w:sz="8" w:val="single"/>
+                </w:tcBorders>
                 <w:tcMar>
                   <w:top w:w="100.0" w:type="dxa"/>
                   <w:left w:w="100.0" w:type="dxa"/>
@@ -3565,7 +4286,33 @@
                   <w:rPr>
                     <w:rtl w:val="0"/>
                   </w:rPr>
-                  <w:t xml:space="preserve">Error al cargar datos: Se muestra “Error al obtener los datos del reporte.”</w:t>
+                  <w:t xml:space="preserve">Error al cargar datos: La </w:t>
+                </w:r>
+                <w:r>
+                  <w:rPr>
+                    <w:u w:val="single"/>
+                    <w:rtl w:val="0"/>
+                  </w:rPr>
+                  <w:t xml:space="preserve">InterfazBDD</w:t>
+                </w:r>
+                <w:r>
+                  <w:rPr>
+                    <w:rtl w:val="0"/>
+                  </w:rPr>
+                  <w:t xml:space="preserve"> informa un error al </w:t>
+                </w:r>
+                <w:r>
+                  <w:rPr>
+                    <w:u w:val="single"/>
+                    <w:rtl w:val="0"/>
+                  </w:rPr>
+                  <w:t xml:space="preserve">ManejadorReporte</w:t>
+                </w:r>
+                <w:r>
+                  <w:rPr>
+                    <w:rtl w:val="0"/>
+                  </w:rPr>
+                  <w:t xml:space="preserve">, quien solicita a la InterfazUsuario mostrar el mensaje “Error al obtener los datos del reporte.”</w:t>
                 </w:r>
               </w:p>
             </w:tc>
@@ -3606,7 +4353,12 @@
             </w:tc>
             <w:tc>
               <w:tcPr>
-                <w:shd w:fill="ffffff" w:val="clear"/>
+                <w:tcBorders>
+                  <w:top w:color="000000" w:space="0" w:sz="8" w:val="single"/>
+                  <w:left w:color="000000" w:space="0" w:sz="8" w:val="single"/>
+                  <w:bottom w:color="000000" w:space="0" w:sz="8" w:val="single"/>
+                  <w:right w:color="000000" w:space="0" w:sz="8" w:val="single"/>
+                </w:tcBorders>
                 <w:tcMar>
                   <w:top w:w="100.0" w:type="dxa"/>
                   <w:left w:w="100.0" w:type="dxa"/>
@@ -3627,13 +4379,18 @@
                   <w:rPr>
                     <w:rtl w:val="0"/>
                   </w:rPr>
-                  <w:t xml:space="preserve">5b</w:t>
+                  <w:t xml:space="preserve">7b</w:t>
                 </w:r>
               </w:p>
             </w:tc>
             <w:tc>
               <w:tcPr>
-                <w:shd w:fill="ffffff" w:val="clear"/>
+                <w:tcBorders>
+                  <w:top w:color="000000" w:space="0" w:sz="8" w:val="single"/>
+                  <w:left w:color="000000" w:space="0" w:sz="8" w:val="single"/>
+                  <w:bottom w:color="000000" w:space="0" w:sz="8" w:val="single"/>
+                  <w:right w:color="000000" w:space="0" w:sz="8" w:val="single"/>
+                </w:tcBorders>
                 <w:tcMar>
                   <w:top w:w="100.0" w:type="dxa"/>
                   <w:left w:w="100.0" w:type="dxa"/>
@@ -3653,7 +4410,33 @@
                   <w:rPr>
                     <w:rtl w:val="0"/>
                   </w:rPr>
-                  <w:t xml:space="preserve">El actor selecciona el botón “exportar”: Se continúa en CU02 (Exportar información)</w:t>
+                  <w:t xml:space="preserve">El actor selecciona el botón “Exportar”: La </w:t>
+                </w:r>
+                <w:r>
+                  <w:rPr>
+                    <w:u w:val="single"/>
+                    <w:rtl w:val="0"/>
+                  </w:rPr>
+                  <w:t xml:space="preserve">PantallaDashboard</w:t>
+                </w:r>
+                <w:r>
+                  <w:rPr>
+                    <w:rtl w:val="0"/>
+                  </w:rPr>
+                  <w:t xml:space="preserve"> envía el evento exportarReporte() a la </w:t>
+                </w:r>
+                <w:r>
+                  <w:rPr>
+                    <w:u w:val="single"/>
+                    <w:rtl w:val="0"/>
+                  </w:rPr>
+                  <w:t xml:space="preserve">InterfazUsuario</w:t>
+                </w:r>
+                <w:r>
+                  <w:rPr>
+                    <w:rtl w:val="0"/>
+                  </w:rPr>
+                  <w:t xml:space="preserve">. Se continúa en CU02 – Exportar información.</w:t>
                 </w:r>
               </w:p>
             </w:tc>
@@ -3661,22 +4444,6 @@
         </w:tbl>
       </w:sdtContent>
     </w:sdt>
-    <w:p>
-      <w:pPr>
-        <w:spacing w:before="0" w:lineRule="auto"/>
-        <w:ind w:left="0" w:firstLine="0"/>
-        <w:rPr>
-          <w:i w:val="1"/>
-          <w:iCs w:val="1"/>
-          <w:color w:val="548dd4"/>
-        </w:rPr>
-      </w:pPr>
-      <w:r>
-        <w:rPr>
-          <w:rtl w:val="0"/>
-        </w:rPr>
-      </w:r>
-    </w:p>
     <w:p>
       <w:pPr>
         <w:pStyle w:val="Heading1"/>
@@ -3719,29 +4486,24 @@
           <w:tab w:val="left" w:leader="none" w:pos="0"/>
         </w:tabs>
         <w:ind w:left="0" w:firstLine="0"/>
-        <w:jc w:val="center"/>
+        <w:rPr/>
+      </w:pPr>
+      <w:r>
         <w:rPr>
           <w:i w:val="1"/>
           <w:iCs w:val="1"/>
           <w:color w:val="548dd4"/>
         </w:rPr>
-      </w:pPr>
-      <w:r>
-        <w:rPr>
-          <w:i w:val="1"/>
-          <w:iCs w:val="1"/>
-          <w:color w:val="548dd4"/>
-        </w:rPr>
         <w:drawing>
           <wp:inline distB="114300" distT="114300" distL="114300" distR="114300">
-            <wp:extent cx="6251515" cy="4319589"/>
+            <wp:extent cx="6233930" cy="3881089"/>
             <wp:effectExtent b="0" l="0" r="0" t="0"/>
-            <wp:docPr id="100" name="image4.png"/>
+            <wp:docPr id="105" name="image13.png"/>
             <a:graphic>
               <a:graphicData uri="http://schemas.openxmlformats.org/drawingml/2006/picture">
                 <pic:pic>
                   <pic:nvPicPr>
-                    <pic:cNvPr id="0" name="image4.png"/>
+                    <pic:cNvPr id="0" name="image13.png"/>
                     <pic:cNvPicPr preferRelativeResize="0"/>
                   </pic:nvPicPr>
                   <pic:blipFill>
@@ -3754,7 +4516,7 @@
                   <pic:spPr>
                     <a:xfrm>
                       <a:off x="0" y="0"/>
-                      <a:ext cx="6251515" cy="4319589"/>
+                      <a:ext cx="6233930" cy="3881089"/>
                     </a:xfrm>
                     <a:prstGeom prst="rect"/>
                     <a:ln/>
@@ -3773,11 +4535,39 @@
     </w:p>
     <w:p>
       <w:pPr>
+        <w:keepNext w:val="0"/>
+        <w:keepLines w:val="0"/>
+        <w:pageBreakBefore w:val="0"/>
+        <w:widowControl w:val="1"/>
+        <w:pBdr>
+          <w:top w:space="0" w:sz="0" w:val="nil"/>
+          <w:left w:space="0" w:sz="0" w:val="nil"/>
+          <w:bottom w:space="0" w:sz="0" w:val="nil"/>
+          <w:right w:space="0" w:sz="0" w:val="nil"/>
+          <w:between w:space="0" w:sz="0" w:val="nil"/>
+        </w:pBdr>
+        <w:shd w:fill="auto" w:val="clear"/>
         <w:tabs>
           <w:tab w:val="left" w:leader="none" w:pos="0"/>
         </w:tabs>
-        <w:ind w:firstLine="357"/>
-        <w:rPr/>
+        <w:spacing w:after="0" w:before="200" w:line="276" w:lineRule="auto"/>
+        <w:ind w:left="109" w:right="0" w:firstLine="0"/>
+        <w:jc w:val="both"/>
+        <w:rPr>
+          <w:rFonts w:ascii="Calibri" w:cs="Calibri" w:eastAsia="Calibri" w:hAnsi="Calibri"/>
+          <w:b w:val="0"/>
+          <w:bCs w:val="0"/>
+          <w:i w:val="1"/>
+          <w:iCs w:val="1"/>
+          <w:smallCaps w:val="0"/>
+          <w:strike w:val="0"/>
+          <w:color w:val="548dd4"/>
+          <w:sz w:val="22"/>
+          <w:szCs w:val="22"/>
+          <w:u w:val="none"/>
+          <w:shd w:fill="auto" w:val="clear"/>
+          <w:vertAlign w:val="baseline"/>
+        </w:rPr>
       </w:pPr>
       <w:r>
         <w:rPr>
@@ -3823,224 +4613,6 @@
       </w:pPr>
       <w:r>
         <w:rPr>
-          <w:rFonts w:ascii="Calibri" w:cs="Calibri" w:eastAsia="Calibri" w:hAnsi="Calibri"/>
-          <w:b w:val="0"/>
-          <w:bCs w:val="0"/>
-          <w:i w:val="1"/>
-          <w:iCs w:val="1"/>
-          <w:smallCaps w:val="0"/>
-          <w:strike w:val="0"/>
-          <w:color w:val="548dd4"/>
-          <w:sz w:val="22"/>
-          <w:szCs w:val="22"/>
-          <w:u w:val="none"/>
-          <w:shd w:fill="auto" w:val="clear"/>
-          <w:vertAlign w:val="baseline"/>
-          <w:rtl w:val="0"/>
-        </w:rPr>
-        <w:br w:type="textWrapping"/>
-      </w:r>
-    </w:p>
-    <w:p>
-      <w:pPr>
-        <w:keepNext w:val="0"/>
-        <w:keepLines w:val="0"/>
-        <w:pageBreakBefore w:val="0"/>
-        <w:widowControl w:val="1"/>
-        <w:pBdr>
-          <w:top w:space="0" w:sz="0" w:val="nil"/>
-          <w:left w:space="0" w:sz="0" w:val="nil"/>
-          <w:bottom w:space="0" w:sz="0" w:val="nil"/>
-          <w:right w:space="0" w:sz="0" w:val="nil"/>
-          <w:between w:space="0" w:sz="0" w:val="nil"/>
-        </w:pBdr>
-        <w:shd w:fill="auto" w:val="clear"/>
-        <w:tabs>
-          <w:tab w:val="left" w:leader="none" w:pos="0"/>
-        </w:tabs>
-        <w:spacing w:after="0" w:before="200" w:line="276" w:lineRule="auto"/>
-        <w:ind w:left="115" w:right="0" w:hanging="5.9999999999999964"/>
-        <w:jc w:val="both"/>
-        <w:rPr>
-          <w:rFonts w:ascii="Calibri" w:cs="Calibri" w:eastAsia="Calibri" w:hAnsi="Calibri"/>
-          <w:b w:val="0"/>
-          <w:bCs w:val="0"/>
-          <w:i w:val="1"/>
-          <w:iCs w:val="1"/>
-          <w:smallCaps w:val="0"/>
-          <w:strike w:val="0"/>
-          <w:color w:val="548dd4"/>
-          <w:sz w:val="22"/>
-          <w:szCs w:val="22"/>
-          <w:u w:val="none"/>
-          <w:shd w:fill="auto" w:val="clear"/>
-          <w:vertAlign w:val="baseline"/>
-        </w:rPr>
-      </w:pPr>
-      <w:r>
-        <w:rPr>
-          <w:rtl w:val="0"/>
-        </w:rPr>
-      </w:r>
-    </w:p>
-    <w:p>
-      <w:pPr>
-        <w:keepNext w:val="0"/>
-        <w:keepLines w:val="0"/>
-        <w:pageBreakBefore w:val="0"/>
-        <w:widowControl w:val="1"/>
-        <w:pBdr>
-          <w:top w:space="0" w:sz="0" w:val="nil"/>
-          <w:left w:space="0" w:sz="0" w:val="nil"/>
-          <w:bottom w:space="0" w:sz="0" w:val="nil"/>
-          <w:right w:space="0" w:sz="0" w:val="nil"/>
-          <w:between w:space="0" w:sz="0" w:val="nil"/>
-        </w:pBdr>
-        <w:shd w:fill="auto" w:val="clear"/>
-        <w:tabs>
-          <w:tab w:val="left" w:leader="none" w:pos="0"/>
-        </w:tabs>
-        <w:spacing w:after="0" w:before="200" w:line="276" w:lineRule="auto"/>
-        <w:ind w:left="115" w:right="0" w:hanging="5.9999999999999964"/>
-        <w:jc w:val="both"/>
-        <w:rPr>
-          <w:rFonts w:ascii="Calibri" w:cs="Calibri" w:eastAsia="Calibri" w:hAnsi="Calibri"/>
-          <w:b w:val="0"/>
-          <w:bCs w:val="0"/>
-          <w:i w:val="1"/>
-          <w:iCs w:val="1"/>
-          <w:smallCaps w:val="0"/>
-          <w:strike w:val="0"/>
-          <w:color w:val="548dd4"/>
-          <w:sz w:val="22"/>
-          <w:szCs w:val="22"/>
-          <w:u w:val="none"/>
-          <w:shd w:fill="auto" w:val="clear"/>
-          <w:vertAlign w:val="baseline"/>
-        </w:rPr>
-      </w:pPr>
-      <w:r>
-        <w:rPr>
-          <w:rtl w:val="0"/>
-        </w:rPr>
-      </w:r>
-    </w:p>
-    <w:p>
-      <w:pPr>
-        <w:keepNext w:val="0"/>
-        <w:keepLines w:val="0"/>
-        <w:pageBreakBefore w:val="0"/>
-        <w:widowControl w:val="1"/>
-        <w:pBdr>
-          <w:top w:space="0" w:sz="0" w:val="nil"/>
-          <w:left w:space="0" w:sz="0" w:val="nil"/>
-          <w:bottom w:space="0" w:sz="0" w:val="nil"/>
-          <w:right w:space="0" w:sz="0" w:val="nil"/>
-          <w:between w:space="0" w:sz="0" w:val="nil"/>
-        </w:pBdr>
-        <w:shd w:fill="auto" w:val="clear"/>
-        <w:tabs>
-          <w:tab w:val="left" w:leader="none" w:pos="0"/>
-        </w:tabs>
-        <w:spacing w:after="0" w:before="200" w:line="276" w:lineRule="auto"/>
-        <w:ind w:left="115" w:right="0" w:hanging="5.9999999999999964"/>
-        <w:jc w:val="both"/>
-        <w:rPr>
-          <w:rFonts w:ascii="Calibri" w:cs="Calibri" w:eastAsia="Calibri" w:hAnsi="Calibri"/>
-          <w:b w:val="0"/>
-          <w:bCs w:val="0"/>
-          <w:i w:val="1"/>
-          <w:iCs w:val="1"/>
-          <w:smallCaps w:val="0"/>
-          <w:strike w:val="0"/>
-          <w:color w:val="548dd4"/>
-          <w:sz w:val="22"/>
-          <w:szCs w:val="22"/>
-          <w:u w:val="none"/>
-          <w:shd w:fill="auto" w:val="clear"/>
-          <w:vertAlign w:val="baseline"/>
-        </w:rPr>
-      </w:pPr>
-      <w:r>
-        <w:rPr>
-          <w:rtl w:val="0"/>
-        </w:rPr>
-      </w:r>
-    </w:p>
-    <w:p>
-      <w:pPr>
-        <w:keepNext w:val="0"/>
-        <w:keepLines w:val="0"/>
-        <w:pageBreakBefore w:val="0"/>
-        <w:widowControl w:val="1"/>
-        <w:pBdr>
-          <w:top w:space="0" w:sz="0" w:val="nil"/>
-          <w:left w:space="0" w:sz="0" w:val="nil"/>
-          <w:bottom w:space="0" w:sz="0" w:val="nil"/>
-          <w:right w:space="0" w:sz="0" w:val="nil"/>
-          <w:between w:space="0" w:sz="0" w:val="nil"/>
-        </w:pBdr>
-        <w:shd w:fill="auto" w:val="clear"/>
-        <w:spacing w:after="0" w:before="200" w:line="276" w:lineRule="auto"/>
-        <w:ind w:left="357" w:right="0" w:hanging="357"/>
-        <w:jc w:val="center"/>
-        <w:rPr>
-          <w:rFonts w:ascii="Calibri" w:cs="Calibri" w:eastAsia="Calibri" w:hAnsi="Calibri"/>
-          <w:b w:val="0"/>
-          <w:bCs w:val="0"/>
-          <w:i w:val="0"/>
-          <w:iCs w:val="0"/>
-          <w:smallCaps w:val="0"/>
-          <w:strike w:val="0"/>
-          <w:color w:val="000000"/>
-          <w:sz w:val="22"/>
-          <w:szCs w:val="22"/>
-          <w:u w:val="none"/>
-          <w:shd w:fill="auto" w:val="clear"/>
-          <w:vertAlign w:val="baseline"/>
-        </w:rPr>
-      </w:pPr>
-      <w:r>
-        <w:rPr>
-          <w:rtl w:val="0"/>
-        </w:rPr>
-      </w:r>
-    </w:p>
-    <w:p>
-      <w:pPr>
-        <w:keepNext w:val="0"/>
-        <w:keepLines w:val="0"/>
-        <w:pageBreakBefore w:val="0"/>
-        <w:widowControl w:val="1"/>
-        <w:pBdr>
-          <w:top w:space="0" w:sz="0" w:val="nil"/>
-          <w:left w:space="0" w:sz="0" w:val="nil"/>
-          <w:bottom w:space="0" w:sz="0" w:val="nil"/>
-          <w:right w:space="0" w:sz="0" w:val="nil"/>
-          <w:between w:space="0" w:sz="0" w:val="nil"/>
-        </w:pBdr>
-        <w:shd w:fill="auto" w:val="clear"/>
-        <w:spacing w:after="0" w:before="200" w:line="276" w:lineRule="auto"/>
-        <w:ind w:left="357" w:right="0" w:hanging="357"/>
-        <w:jc w:val="center"/>
-        <w:rPr>
-          <w:rFonts w:ascii="Calibri" w:cs="Calibri" w:eastAsia="Calibri" w:hAnsi="Calibri"/>
-          <w:b w:val="0"/>
-          <w:bCs w:val="0"/>
-          <w:i w:val="0"/>
-          <w:iCs w:val="0"/>
-          <w:smallCaps w:val="0"/>
-          <w:strike w:val="0"/>
-          <w:color w:val="000000"/>
-          <w:sz w:val="22"/>
-          <w:szCs w:val="22"/>
-          <w:u w:val="none"/>
-          <w:shd w:fill="auto" w:val="clear"/>
-          <w:vertAlign w:val="baseline"/>
-        </w:rPr>
-      </w:pPr>
-      <w:r>
-        <w:rPr>
           <w:rtl w:val="0"/>
         </w:rPr>
       </w:r>
@@ -4060,7 +4632,7 @@
         </w:pBdr>
         <w:shd w:fill="auto" w:val="clear"/>
         <w:spacing w:after="0" w:before="200" w:line="276" w:lineRule="auto"/>
-        <w:ind w:left="357" w:right="0" w:hanging="357"/>
+        <w:ind w:left="0" w:right="0" w:firstLine="0"/>
         <w:jc w:val="left"/>
         <w:rPr>
           <w:rFonts w:ascii="Cambria" w:cs="Cambria" w:eastAsia="Cambria" w:hAnsi="Cambria"/>
@@ -4444,12 +5016,12 @@
               <wp:extent cx="7549515" cy="815340"/>
               <wp:effectExtent b="0" l="0" r="0" t="0"/>
               <wp:wrapNone/>
-              <wp:docPr id="88" name="image6.png"/>
+              <wp:docPr id="88" name="image4.png"/>
               <a:graphic>
                 <a:graphicData uri="http://schemas.openxmlformats.org/drawingml/2006/picture">
                   <pic:pic>
                     <pic:nvPicPr>
-                      <pic:cNvPr id="0" name="image6.png"/>
+                      <pic:cNvPr id="0" name="image4.png"/>
                       <pic:cNvPicPr preferRelativeResize="0"/>
                     </pic:nvPicPr>
                     <pic:blipFill>
@@ -4551,12 +5123,12 @@
               <wp:extent cx="141605" cy="862965"/>
               <wp:effectExtent b="0" l="0" r="0" t="0"/>
               <wp:wrapNone/>
-              <wp:docPr id="99" name="image17.png"/>
+              <wp:docPr id="99" name="image16.png"/>
               <a:graphic>
                 <a:graphicData uri="http://schemas.openxmlformats.org/drawingml/2006/picture">
                   <pic:pic>
                     <pic:nvPicPr>
-                      <pic:cNvPr id="0" name="image17.png"/>
+                      <pic:cNvPr id="0" name="image16.png"/>
                       <pic:cNvPicPr preferRelativeResize="0"/>
                     </pic:nvPicPr>
                     <pic:blipFill>
@@ -4658,12 +5230,12 @@
               <wp:extent cx="141605" cy="849630"/>
               <wp:effectExtent b="0" l="0" r="0" t="0"/>
               <wp:wrapNone/>
-              <wp:docPr id="95" name="image13.png"/>
+              <wp:docPr id="95" name="image11.png"/>
               <a:graphic>
                 <a:graphicData uri="http://schemas.openxmlformats.org/drawingml/2006/picture">
                   <pic:pic>
                     <pic:nvPicPr>
-                      <pic:cNvPr id="0" name="image13.png"/>
+                      <pic:cNvPr id="0" name="image11.png"/>
                       <pic:cNvPicPr preferRelativeResize="0"/>
                     </pic:nvPicPr>
                     <pic:blipFill>
@@ -4765,12 +5337,12 @@
               <wp:extent cx="141605" cy="849630"/>
               <wp:effectExtent b="0" l="0" r="0" t="0"/>
               <wp:wrapNone/>
-              <wp:docPr id="90" name="image8.png"/>
+              <wp:docPr id="90" name="image6.png"/>
               <a:graphic>
                 <a:graphicData uri="http://schemas.openxmlformats.org/drawingml/2006/picture">
                   <pic:pic>
                     <pic:nvPicPr>
-                      <pic:cNvPr id="0" name="image8.png"/>
+                      <pic:cNvPr id="0" name="image6.png"/>
                       <pic:cNvPicPr preferRelativeResize="0"/>
                     </pic:nvPicPr>
                     <pic:blipFill>
@@ -4872,12 +5444,12 @@
               <wp:extent cx="141605" cy="862965"/>
               <wp:effectExtent b="0" l="0" r="0" t="0"/>
               <wp:wrapNone/>
-              <wp:docPr id="89" name="image7.png"/>
+              <wp:docPr id="89" name="image5.png"/>
               <a:graphic>
                 <a:graphicData uri="http://schemas.openxmlformats.org/drawingml/2006/picture">
                   <pic:pic>
                     <pic:nvPicPr>
-                      <pic:cNvPr id="0" name="image7.png"/>
+                      <pic:cNvPr id="0" name="image5.png"/>
                       <pic:cNvPicPr preferRelativeResize="0"/>
                     </pic:nvPicPr>
                     <pic:blipFill>
@@ -4951,7 +5523,7 @@
         <w:rFonts w:ascii="Cambria" w:cs="Cambria" w:eastAsia="Cambria" w:hAnsi="Cambria"/>
         <w:rtl w:val="0"/>
       </w:rPr>
-      <w:t xml:space="preserve">CU21 - Registrar tiempo manual</w:t>
+      <w:t xml:space="preserve">CU22 – Ver reporte</w:t>
     </w:r>
   </w:p>
   <w:p>
@@ -5259,12 +5831,12 @@
               <wp:extent cx="7549515" cy="815340"/>
               <wp:effectExtent b="0" l="0" r="0" t="0"/>
               <wp:wrapNone/>
-              <wp:docPr id="92" name="image10.png"/>
+              <wp:docPr id="92" name="image8.png"/>
               <a:graphic>
                 <a:graphicData uri="http://schemas.openxmlformats.org/drawingml/2006/picture">
                   <pic:pic>
                     <pic:nvPicPr>
-                      <pic:cNvPr id="0" name="image10.png"/>
+                      <pic:cNvPr id="0" name="image8.png"/>
                       <pic:cNvPicPr preferRelativeResize="0"/>
                     </pic:nvPicPr>
                     <pic:blipFill>
@@ -5306,7 +5878,7 @@
           <wp:extent cx="669290" cy="669290"/>
           <wp:effectExtent b="0" l="0" r="0" t="0"/>
           <wp:wrapSquare wrapText="bothSides" distB="0" distT="0" distL="114300" distR="114300"/>
-          <wp:docPr descr="psi-negro.png" id="103" name="image1.png"/>
+          <wp:docPr descr="psi-negro.png" id="102" name="image1.png"/>
           <a:graphic>
             <a:graphicData uri="http://schemas.openxmlformats.org/drawingml/2006/picture">
               <pic:pic>
@@ -5351,7 +5923,7 @@
           <wp:extent cx="425450" cy="666750"/>
           <wp:effectExtent b="0" l="0" r="0" t="0"/>
           <wp:wrapSquare wrapText="bothSides" distB="0" distT="0" distL="114300" distR="114300"/>
-          <wp:docPr descr="UNPA.JPG" id="102" name="image2.jpg"/>
+          <wp:docPr descr="UNPA.JPG" id="101" name="image2.jpg"/>
           <a:graphic>
             <a:graphicData uri="http://schemas.openxmlformats.org/drawingml/2006/picture">
               <pic:pic>
@@ -5459,12 +6031,12 @@
               <wp:extent cx="141605" cy="849630"/>
               <wp:effectExtent b="0" l="0" r="0" t="0"/>
               <wp:wrapNone/>
-              <wp:docPr id="91" name="image9.png"/>
+              <wp:docPr id="91" name="image7.png"/>
               <a:graphic>
                 <a:graphicData uri="http://schemas.openxmlformats.org/drawingml/2006/picture">
                   <pic:pic>
                     <pic:nvPicPr>
-                      <pic:cNvPr id="0" name="image9.png"/>
+                      <pic:cNvPr id="0" name="image7.png"/>
                       <pic:cNvPicPr preferRelativeResize="0"/>
                     </pic:nvPicPr>
                     <pic:blipFill>
@@ -5569,12 +6141,12 @@
               <wp:extent cx="141605" cy="850265"/>
               <wp:effectExtent b="0" l="0" r="0" t="0"/>
               <wp:wrapNone/>
-              <wp:docPr id="93" name="image11.png"/>
+              <wp:docPr id="93" name="image9.png"/>
               <a:graphic>
                 <a:graphicData uri="http://schemas.openxmlformats.org/drawingml/2006/picture">
                   <pic:pic>
                     <pic:nvPicPr>
-                      <pic:cNvPr id="0" name="image11.png"/>
+                      <pic:cNvPr id="0" name="image9.png"/>
                       <pic:cNvPicPr preferRelativeResize="0"/>
                     </pic:nvPicPr>
                     <pic:blipFill>
